--- a/roteiros/netinho/Netinho_Parte3.docx
+++ b/roteiros/netinho/Netinho_Parte3.docx
@@ -151,7 +151,7 @@
         <w:rPr>
           <w:color w:val="000000"/>
         </w:rPr>
-        <w:t>Insuficiência renal. Falência de vários órgãos. Guarde essas palavras. Porque, treze anos depois, em outubro de dois mil e vinte e seis, elas iam aparecer de novo. Dessa vez, na nota que comunicou a morte dele.</w:t>
+        <w:t>Insuficiência renal. Vários órgãos parando ao mesmo tempo. Guarde essas palavras. Porque, treze anos depois, em outubro de dois mil e vinte e seis, palavras muito parecidas iam aparecer de novo. Dessa vez, na nota que comunicou a morte dele.</w:t>
       </w:r>
     </w:p>
     <w:p>
@@ -175,7 +175,7 @@
         <w:rPr>
           <w:color w:val="000000"/>
         </w:rPr>
-        <w:t>Segundo reportagens da época, ele chegou a perder mais de trinta quilos. Ele, que antes de tudo aquilo, como contou no Domingão do Faustão, não sabia nem o que era uma dor de cabeça.</w:t>
+        <w:t>Segundo a imprensa, naquela crise ele chegou a perder mais de trinta quilos. Ele, que antes de tudo aquilo, como contou no Domingão do Faustão, não sabia nem o que era uma dor de cabeça.</w:t>
       </w:r>
     </w:p>
     <w:p>
@@ -255,7 +255,7 @@
         <w:rPr>
           <w:color w:val="000000"/>
         </w:rPr>
-        <w:t>E disse outra frase que os fãs nunca esqueceram. "Sou também de Salvador, de Santo Antônio de Jesus, de São Paulo, de Recife, sou do mundo inteiro."</w:t>
+        <w:t>E disse outra frase que resume quem ele era. "Sou também de Salvador, de Santo Antônio de Jesus, de São Paulo, de Recife, sou do mundo inteiro."</w:t>
       </w:r>
     </w:p>
     <w:p>
@@ -335,6 +335,14 @@
         <w:rPr>
           <w:color w:val="000000"/>
         </w:rPr>
+        <w:t>Guarde esse sentimento. Porque, nove anos depois, já lutando pela vida, ele ia sonhar com um show ainda maior. Um show batizado com o ano em que ele nasceu. Nós vamos chegar lá.</w:t>
+      </w:r>
+    </w:p>
+    <w:p>
+      <w:r>
+        <w:rPr>
+          <w:color w:val="000000"/>
+        </w:rPr>
         <w:t>Os anos seguintes trouxeram outras turbulências. E nem todas eram de saúde.</w:t>
       </w:r>
     </w:p>
@@ -383,7 +391,7 @@
         <w:rPr>
           <w:color w:val="000000"/>
         </w:rPr>
-        <w:t>E é aqui que a história volta para aquele dia que eu pedi para você guardar.</w:t>
+        <w:t>E é aqui que a história volta para aquele fevereiro de dois mil e vinte e cinco. Lembra? Os dias em que ele achou que era só mais uma sequela.</w:t>
       </w:r>
     </w:p>
     <w:p>
@@ -391,7 +399,7 @@
         <w:rPr>
           <w:color w:val="000000"/>
         </w:rPr>
-        <w:t>Fevereiro de dois mil e vinte e cinco. O Netinho estava animado. Tinha feito sete shows em janeiro e fevereiro. No fim de semana anterior, tinha cantado em Pernambuco e em Alagoas. E tinha seis apresentações marcadas para o Carnaval, em cinco dias seguidos.</w:t>
+        <w:t>Fevereiro de dois mil e vinte e cinco. A agenda do Netinho estava cheia. Ele tinha feito sete shows em janeiro e fevereiro. No fim de semana anterior, tinha cantado em Pernambuco e em Alagoas. E tinha seis apresentações marcadas para o Carnaval, em cinco dias seguidos.</w:t>
       </w:r>
     </w:p>
     <w:p>
@@ -471,7 +479,7 @@
         <w:rPr>
           <w:color w:val="000000"/>
         </w:rPr>
-        <w:t>Dias depois, o Netinho publicou uma frase que deixou os fãs sem fôlego. "Já concluí a primeira bateria de exames e já tenho um diagnóstico."</w:t>
+        <w:t>Dias depois, o Netinho publicou uma frase que deixou os fãs apreensivos. "Já concluí a primeira bateria de exames e já tenho um diagnóstico."</w:t>
       </w:r>
     </w:p>
     <w:p>

--- a/roteiros/netinho/Netinho_Parte3.docx
+++ b/roteiros/netinho/Netinho_Parte3.docx
@@ -31,7 +31,7 @@
         <w:rPr>
           <w:color w:val="000000"/>
         </w:rPr>
-        <w:t>Ele contou que a tontura tinha aumentado de novo. Que vinha tendo sangramentos pelo nariz. Que fazia dois meses que não saía de casa. E que não conseguia ficar muito tempo de pé.</w:t>
+        <w:t>Além da tontura, ele contou que vinha tendo sangramentos pelo nariz. Que fazia dois meses que não saía de casa. E que não conseguia ficar muito tempo de pé.</w:t>
       </w:r>
     </w:p>
     <w:p>
@@ -351,7 +351,7 @@
         <w:rPr>
           <w:color w:val="000000"/>
         </w:rPr>
-        <w:t>Primeiro de maio de dois mil e vinte e um. Avenida Paulista, em São Paulo. Num ato em apoio ao então presidente Jair Bolsonaro, Netinho cantou Milla. Uma deputada filmou e publicou o vídeo. E o compositor da música, Manno Góes, disse publicamente que não autorizava o uso da canção naquele ato. O caso foi parar na Justiça, que mandou retirar o vídeo do ar.</w:t>
+        <w:t>Primeiro de maio de dois mil e vinte e um. Avenida Paulista, em São Paulo. Num ato político, Netinho cantou Milla. Uma deputada filmou e publicou o vídeo. E o compositor da música, Manno Góes, disse publicamente que não autorizava o uso da canção naquele ato. O caso foi parar na Justiça, que mandou retirar o vídeo do ar.</w:t>
       </w:r>
     </w:p>
     <w:p>
@@ -359,7 +359,7 @@
         <w:rPr>
           <w:color w:val="000000"/>
         </w:rPr>
-        <w:t>Em dois mil e vinte e dois, Netinho se candidatou a deputado federal pela Bahia. Teve mais de trinta e um mil votos. Não foi eleito.</w:t>
+        <w:t>No ano seguinte, Netinho chegou a disputar uma vaga de deputado federal pela Bahia. Teve mais de trinta e um mil votos, mas não foi eleito.</w:t>
       </w:r>
     </w:p>
     <w:p>
@@ -367,23 +367,7 @@
         <w:rPr>
           <w:color w:val="000000"/>
         </w:rPr>
-        <w:t>E, em janeiro de dois mil e vinte e três, depois de declarar apoio às manifestações de oito de janeiro em Brasília, ele teve um show de Carnaval cancelado por um clube em Aracaju. Depois, apagou as publicações.</w:t>
-      </w:r>
-    </w:p>
-    <w:p>
-      <w:r>
-        <w:rPr>
-          <w:color w:val="000000"/>
-        </w:rPr>
-        <w:t>Aracaju. A mesma cidade onde, vinte e sete anos antes, ele tinha gravado o disco que levou Milla para o Brasil inteiro.</w:t>
-      </w:r>
-    </w:p>
-    <w:p>
-      <w:r>
-        <w:rPr>
-          <w:color w:val="000000"/>
-        </w:rPr>
-        <w:t>As posições políticas dividiram os fãs. Mas tem uma coisa que nenhuma divisão conseguiu apagar. Quando Milla tocava, o Brasil inteiro continuava cantando junto.</w:t>
+        <w:t>A política dividiu opiniões. Mas tem uma coisa que nenhuma divisão conseguiu apagar. Quando Milla tocava, o Brasil inteiro continuava cantando junto.</w:t>
       </w:r>
     </w:p>
     <w:p>

--- a/roteiros/netinho/Netinho_Parte3.docx
+++ b/roteiros/netinho/Netinho_Parte3.docx
@@ -15,7 +15,15 @@
         <w:rPr>
           <w:color w:val="000000"/>
         </w:rPr>
-        <w:t>Trinta de novembro de dois mil e quinze. Uma segunda-feira. Netinho deu entrada de novo no Hospital Sírio-Libanês, em São Paulo. O mesmo hospital onde, dois anos antes, ele tinha passado meses entre a vida e a morte.</w:t>
+        <w:t>A recuperação não foi rápida. Anos depois, o próprio Netinho contou que dois mil e catorze teve mais seis meses de hospital. Somando com dois mil e treze, foi um ano inteiro da vida dele dentro de quartos e corredores de UTI.</w:t>
+      </w:r>
+    </w:p>
+    <w:p>
+      <w:r>
+        <w:rPr>
+          <w:color w:val="C00000"/>
+        </w:rPr>
+        <w:t>Doze meses de hospital em pouco mais de um ano. Para um homem que viveu a vida inteira em cima de um trio, esse silêncio era um castigo cruel.</w:t>
       </w:r>
     </w:p>
     <w:p>
@@ -23,7 +31,7 @@
         <w:rPr>
           <w:color w:val="000000"/>
         </w:rPr>
-        <w:t>Pouco depois, os fãs leram a mensagem que ele mesmo publicou.</w:t>
+        <w:t>Ele reaprendeu a falar e a andar. Devagar, voltou a cantar.</w:t>
       </w:r>
     </w:p>
     <w:p>
@@ -31,7 +39,7 @@
         <w:rPr>
           <w:color w:val="000000"/>
         </w:rPr>
-        <w:t>Além da tontura, ele contou que vinha tendo sangramentos pelo nariz. Que fazia dois meses que não saía de casa. E que não conseguia ficar muito tempo de pé.</w:t>
+        <w:t>Sexta-feira, catorze de agosto de dois mil e quinze. Noite em Salvador. Teatro Castro Alves.</w:t>
       </w:r>
     </w:p>
     <w:p>
@@ -39,7 +47,7 @@
         <w:rPr>
           <w:color w:val="000000"/>
         </w:rPr>
-        <w:t>Mas repara no que ele escreveu logo em seguida. "Está tudo certo e esta internação é para uma definição desta tontura."</w:t>
+        <w:t>O palco estava sendo usado para gravar uma homenagem aos trinta anos do axé music, para o canal Viva. Artistas que tinham construído aquela história passaram por aquele palco.</w:t>
       </w:r>
     </w:p>
     <w:p>
@@ -47,7 +55,7 @@
         <w:rPr>
           <w:color w:val="000000"/>
         </w:rPr>
-        <w:t>Está tudo certo. Um homem que mal conseguia ficar de pé, internado de novo, e a preocupação dele era acalmar os fãs.</w:t>
+        <w:t>No meio deles, apareceu um homem que muita gente achou que nunca mais ia ver cantar.</w:t>
       </w:r>
     </w:p>
     <w:p>
@@ -55,7 +63,7 @@
         <w:rPr>
           <w:color w:val="000000"/>
         </w:rPr>
-        <w:t>Guarde esse jeito de falar. Porque é exatamente assim que ele ia falar com o público até os últimos meses da vida dele. Sempre tranquilizando. Sempre dizendo que estava tudo bem.</w:t>
+        <w:t>Dois anos depois daquele ensaio em que a perna travou, o Netinho subiu ao palco. E cantou Milla.</w:t>
       </w:r>
     </w:p>
     <w:p>
@@ -63,7 +71,15 @@
         <w:rPr>
           <w:color w:val="000000"/>
         </w:rPr>
-        <w:t>Só que, para entender por que essa mensagem assustou tanto quem acompanhava o Netinho, é preciso voltar um pouco no tempo. Porque, naquele novembro, os fãs achavam que o pior já tinha passado.</w:t>
+        <w:t>Tinha fã que viajou de Sergipe, de Pernambuco e do Rio Grande do Norte só para ver aquele momento. A filha dele, Bruna, estava longe, fazendo intercâmbio nos Estados Unidos. A gravação ia ao ar meses depois, a partir de dezenove de outubro, no canal Viva. Ele cantou Milla duas vezes. E chorou no palco, junto com os fãs.</w:t>
+      </w:r>
+    </w:p>
+    <w:p>
+      <w:r>
+        <w:rPr>
+          <w:color w:val="C00000"/>
+        </w:rPr>
+        <w:t>Imagina você naquela plateia. O refrão que você cantou a vida inteira saindo da boca de um homem que, dois anos antes, estava numa cama de UTI sem conseguir dizer uma palavra.</w:t>
       </w:r>
     </w:p>
     <w:p>
@@ -71,7 +87,7 @@
         <w:rPr>
           <w:color w:val="000000"/>
         </w:rPr>
-        <w:t>Oito de fevereiro de dois mil e catorze. Um sábado. Netinho publicou nas redes sociais uma foto que ninguém esperava ver.</w:t>
+        <w:t>Depois do show, ele falou com a imprensa. "A emoção foi fantástica. Eu revi vários dos meus amigos artistas aqui hoje, fiquei muito emocionado." E disse a frase que resume quem ele era. "Sou também de Salvador, de Santo Antônio de Jesus, de São Paulo, de Recife, sou do mundo inteiro." E prometeu. "Vou estar com esse show em todos os lugares para onde a música me levar, porque eu amo ser do mundo."</w:t>
       </w:r>
     </w:p>
     <w:p>
@@ -79,7 +95,7 @@
         <w:rPr>
           <w:color w:val="000000"/>
         </w:rPr>
-        <w:t>Era ele mesmo. Deitado numa cama do Sírio-Libanês. Entubado.</w:t>
+        <w:t>Duas semanas depois, ele ia estrear um show novo em Recife. O nome era DNA Netinho. Três noites seguidas, com os ingressos esgotados.</w:t>
       </w:r>
     </w:p>
     <w:p>
@@ -87,7 +103,15 @@
         <w:rPr>
           <w:color w:val="000000"/>
         </w:rPr>
-        <w:t>Uma das médicas que cuidaram dele tinha entregado aquela imagem para ele. E o Netinho, em vez de esconder, mostrou para o Brasil inteiro. E deu a ela um nome.</w:t>
+        <w:t>O rei do axé estava de volta. Pelo menos, era o que toda aquela plateia achava.</w:t>
+      </w:r>
+    </w:p>
+    <w:p>
+      <w:r>
+        <w:rPr>
+          <w:color w:val="C00000"/>
+        </w:rPr>
+        <w:t>Mas o que quase ninguém naquele teatro sabia é o que o médico dele tinha contado um ano e meio antes.</w:t>
       </w:r>
     </w:p>
     <w:p>
@@ -95,7 +119,7 @@
         <w:rPr>
           <w:color w:val="000000"/>
         </w:rPr>
-        <w:t>"Esta foto que publico é a foto da vitória que dedico a todos os meus médicos."</w:t>
+        <w:t>Roberto Kalil Filho, o cardiologista que acompanhou o Netinho na UTI do Sírio-Libanês, descreveu, segundo o site Purepeople, como tinha sido o quadro de dois mil e treze. Gravíssimo. Praticamente uma falência de vários órgãos ao mesmo tempo, com insuficiência respiratória e insuficiência renal.</w:t>
       </w:r>
     </w:p>
     <w:p>
@@ -103,7 +127,7 @@
         <w:rPr>
           <w:color w:val="000000"/>
         </w:rPr>
-        <w:t>A foto da vitória.</w:t>
+        <w:t>O homem que chorava cantando Milla no Castro Alves tinha estado a um passo da morte, com os órgãos parando um atrás do outro. Os rins entre eles.</w:t>
       </w:r>
     </w:p>
     <w:p>
@@ -111,7 +135,7 @@
         <w:rPr>
           <w:color w:val="000000"/>
         </w:rPr>
-        <w:t>Ele contou também que tinha visto muitas outras fotos daquele período. E que todas iam entrar num livro que ele pretendia escrever. Um livro com um título que resume quem ele era. "Nada Como Viver!"</w:t>
+        <w:t>E o próprio Netinho tinha deixado escapar, naquele mesmo fevereiro, uma frase que a plateia do teatro não conhecia. "Vi a morte de perto inúmeras vezes, é fato." Logo em seguida, admitiu o que ainda carregava no corpo. "Sinto ainda tontura e falta de equilíbrio."</w:t>
       </w:r>
     </w:p>
     <w:p>
@@ -119,7 +143,15 @@
         <w:rPr>
           <w:color w:val="000000"/>
         </w:rPr>
-        <w:t>Imagina você olhar para uma foto sua entubado, numa UTI, e escolher chamar aquilo de vitória.</w:t>
+        <w:t>Inúmeras vezes. E a tontura nunca foi embora.</w:t>
+      </w:r>
+    </w:p>
+    <w:p>
+      <w:r>
+        <w:rPr>
+          <w:color w:val="C00000"/>
+        </w:rPr>
+        <w:t>Guarde essa palavra. Tontura. Menos de quatro meses depois daquela noite no teatro, ela ia derrubar o rei do axé de novo.</w:t>
       </w:r>
     </w:p>
     <w:p>
@@ -127,7 +159,7 @@
         <w:rPr>
           <w:color w:val="000000"/>
         </w:rPr>
-        <w:t>Esse era o Netinho.</w:t>
+        <w:t>Segunda-feira, trinta de novembro de dois mil e quinze. Netinho deu entrada mais uma vez no Hospital Sírio-Libanês, em São Paulo. O mesmo hospital onde tinha passado meses entre a vida e a morte, de novo sob os cuidados de Roberto Kalil Filho.</w:t>
       </w:r>
     </w:p>
     <w:p>
@@ -135,7 +167,7 @@
         <w:rPr>
           <w:color w:val="000000"/>
         </w:rPr>
-        <w:t>Mas, por trás da foto da vitória, existia um detalhe que poucos fãs conheciam. Segundo o médico que acompanhou o Netinho na UTI do Sírio-Libanês, o cardiologista Roberto Kalil Filho, o quadro dele em dois mil e treze tinha sido gravíssimo. Praticamente uma falência de vários órgãos ao mesmo tempo. Com insuficiência respiratória. E insuficiência renal.</w:t>
+        <w:t>No dia seguinte, os fãs leram a mensagem que ele mesmo escreveu. "A tontura que sinto aumentou novamente." Ele contou que vinha tendo sangramentos pelo nariz. Fazia dois meses que não saía de casa. Não conseguia ficar muito tempo de pé.</w:t>
       </w:r>
     </w:p>
     <w:p>
@@ -143,7 +175,7 @@
         <w:rPr>
           <w:color w:val="000000"/>
         </w:rPr>
-        <w:t>E é aqui que a história fica arrepiante.</w:t>
+        <w:t>Repara no que ele escreveu logo em seguida. "Está tudo certo e esta internação é para uma definição desta tontura."</w:t>
       </w:r>
     </w:p>
     <w:p>
@@ -151,7 +183,7 @@
         <w:rPr>
           <w:color w:val="000000"/>
         </w:rPr>
-        <w:t>Insuficiência renal. Vários órgãos parando ao mesmo tempo. Guarde essas palavras. Porque, treze anos depois, em outubro de dois mil e vinte e seis, palavras muito parecidas iam aparecer de novo. Dessa vez, na nota que comunicou a morte dele.</w:t>
+        <w:t>Está tudo certo.</w:t>
       </w:r>
     </w:p>
     <w:p>
@@ -159,7 +191,15 @@
         <w:rPr>
           <w:color w:val="000000"/>
         </w:rPr>
-        <w:t>Naquela época, ninguém podia imaginar isso. Em dois mil e catorze, o Netinho só queria uma coisa. Voltar a cantar.</w:t>
+        <w:t>Um homem que mal conseguia ficar de pé, internado de novo, e a preocupação dele era acalmar os fãs.</w:t>
+      </w:r>
+    </w:p>
+    <w:p>
+      <w:r>
+        <w:rPr>
+          <w:color w:val="C00000"/>
+        </w:rPr>
+        <w:t>Essa frase vai voltar. Está tudo certo. É exatamente com ela que ele ia falar com o público até os últimos meses da vida dele.</w:t>
       </w:r>
     </w:p>
     <w:p>
@@ -167,7 +207,7 @@
         <w:rPr>
           <w:color w:val="000000"/>
         </w:rPr>
-        <w:t>E não foi fácil. Segundo o próprio Netinho, ele passou seis meses internado em dois mil e treze. E, em dois mil e catorze, mais seis meses. Um ano inteiro da vida dele dentro de um hospital.</w:t>
+        <w:t>De volta para casa, a tontura continuava. Num desses dias, a irmã dele, Claudinha, chegou com uma revista chamada Psiqué. Dentro dela, um artigo sobre música.</w:t>
       </w:r>
     </w:p>
     <w:p>
@@ -175,7 +215,7 @@
         <w:rPr>
           <w:color w:val="000000"/>
         </w:rPr>
-        <w:t>Segundo a imprensa, naquela crise ele chegou a perder mais de trinta quilos. Ele, que antes de tudo aquilo, como contou no Domingão do Faustão, não sabia nem o que era uma dor de cabeça.</w:t>
+        <w:t>O Netinho foi atrás da autora. Uma cientista chamada Beattriz Acâmpora, psicóloga e especialista em hipnose clínica. Foi a primeira vez que ele experimentou a hipnose. No Rio de Janeiro, o marido dela apresentou a ele um instrumento estranho, que se toca sem encostar a mão, chamado theremin.</w:t>
       </w:r>
     </w:p>
     <w:p>
@@ -183,7 +223,7 @@
         <w:rPr>
           <w:color w:val="000000"/>
         </w:rPr>
-        <w:t>Quatorze de agosto de dois mil e quinze. Uma sexta-feira à noite. Teatro Castro Alves, em Salvador.</w:t>
+        <w:t>Anos depois, ele contou como se sentiu. "Minha cabeça virou naquele dia." E fez questão de avisar que não estava inventando nada. "Tudo que eu falo para você aqui não é achismo meu, são coisas que eu vivi, corri atrás."</w:t>
       </w:r>
     </w:p>
     <w:p>
@@ -191,7 +231,7 @@
         <w:rPr>
           <w:color w:val="000000"/>
         </w:rPr>
-        <w:t>Naquela noite, o palco estava sendo usado para gravar uma homenagem aos trinta anos do axé music. E, no meio dos artistas que tinham construído aquela história, apareceu um homem que muita gente achou que nunca mais ia ver cantar.</w:t>
+        <w:t>Um homem procurando qualquer caminho para fazer a tontura parar.</w:t>
       </w:r>
     </w:p>
     <w:p>
@@ -199,7 +239,7 @@
         <w:rPr>
           <w:color w:val="000000"/>
         </w:rPr>
-        <w:t>Netinho.</w:t>
+        <w:t>As marcas de dois mil e treze nunca saíram do corpo dele. Em dois mil e vinte e cinco, segundo a TV Band, o Netinho já tinha passado por três cirurgias no cérebro. E dependia de uma válvula cerebral.</w:t>
       </w:r>
     </w:p>
     <w:p>
@@ -207,7 +247,7 @@
         <w:rPr>
           <w:color w:val="000000"/>
         </w:rPr>
-        <w:t>Dois anos depois daquele ensaio em que a perna travou. Depois de três AVCs. Depois de perder a fala. Depois da foto da vitória.</w:t>
+        <w:t>Mesmo assim, ele não desistiu do palco.</w:t>
       </w:r>
     </w:p>
     <w:p>
@@ -215,7 +255,7 @@
         <w:rPr>
           <w:color w:val="000000"/>
         </w:rPr>
-        <w:t>Ele cantou Milla.</w:t>
+        <w:t>Domingo, vinte e seis de fevereiro de dois mil e dezessete. Madrugada de Carnaval em Salvador. O Netinho subiu para cantar no camarote Nana, que naquele ano recebia nomes como Bell Marques e Chiclete com Banana.</w:t>
       </w:r>
     </w:p>
     <w:p>
@@ -223,7 +263,15 @@
         <w:rPr>
           <w:color w:val="000000"/>
         </w:rPr>
-        <w:t>E se emocionou. Netinho chorou no palco. Chorou junto com os fãs.</w:t>
+        <w:t>Era o reencontro com o Carnaval da cidade que tinha feito dele um rei. Dias antes, tinha dito ao site Metrópoles que a volta era "duplamente gostosa". Depois do show, escreveu nas redes uma frase curta. "O que foi isso?" E contou que ainda estava em êxtase.</w:t>
+      </w:r>
+    </w:p>
+    <w:p>
+      <w:r>
+        <w:rPr>
+          <w:color w:val="C00000"/>
+        </w:rPr>
+        <w:t>Você sabe com que show ele ia sonhar nove anos depois, já lutando pela vida? Um show ainda maior que aquele. Ele vai aparecer no fim dessa história.</w:t>
       </w:r>
     </w:p>
     <w:p>
@@ -231,7 +279,7 @@
         <w:rPr>
           <w:color w:val="000000"/>
         </w:rPr>
-        <w:t>Tinha gente ali que tinha viajado de Sergipe, de Pernambuco, do Rio Grande do Norte, só para ver aquele momento. E ele cantou Milla não uma, mas duas vezes.</w:t>
+        <w:t>Abril de dois mil e dezoito. Micareta de Feira de Santana, o Carnaval fora de época da Bahia. Pela primeira vez em cinco anos, o Netinho voltou a comandar um trio elétrico.</w:t>
       </w:r>
     </w:p>
     <w:p>
@@ -239,7 +287,7 @@
         <w:rPr>
           <w:color w:val="000000"/>
         </w:rPr>
-        <w:t>Imagina você estar naquela plateia. Ouvir aquele refrão que você cantou a vida inteira, nas festas, nas praias, nos Carnavais. E, dessa vez, saindo da boca de um homem que tinha voltado da morte para cantar para você.</w:t>
+        <w:t>O mesmo tipo de caminhão em que ele pulava aos vinte anos, nos Carnavais dos anos oitenta. Agora, aos cinquenta e um, carregando no corpo todas as marcas de dois mil e treze.</w:t>
       </w:r>
     </w:p>
     <w:p>
@@ -247,7 +295,7 @@
         <w:rPr>
           <w:color w:val="000000"/>
         </w:rPr>
-        <w:t>Depois do show, ele falou com a imprensa. "A emoção foi fantástica. Eu revi vários dos meus amigos artistas aqui hoje, fiquei muito emocionado."</w:t>
+        <w:t>Depois, ele tentou explicar o que sentiu lá em cima. "Quando eu me vi cantando em cima de um trio elétrico, um filme da minha vida até agora passou na minha cabeça." E desistiu de explicar mais. "É impossível explicar o inexplicável." Disse que tinha conquistado uma coisa que chamou de "a felicidade constante". E escreveu que a frase mais enganadora que existe é "a vida é feita de momentos".</w:t>
       </w:r>
     </w:p>
     <w:p>
@@ -255,7 +303,7 @@
         <w:rPr>
           <w:color w:val="000000"/>
         </w:rPr>
-        <w:t>E disse outra frase que resume quem ele era. "Sou também de Salvador, de Santo Antônio de Jesus, de São Paulo, de Recife, sou do mundo inteiro."</w:t>
+        <w:t>Naquele mesmo ano, o Netinho contou nas redes uma conversa que não saía da cabeça dele. Uma mãe tinha procurado o cantor para falar do filho adulto, que estava fazendo um tratamento com anabolizantes. Ele contou que pais vinham conversar com ele sobre isso desde dois mil e catorze. E deixou uma pergunta que nenhum pai consegue responder. "Como fazer um jovem acreditar nesses riscos?"</w:t>
       </w:r>
     </w:p>
     <w:p>
@@ -263,7 +311,15 @@
         <w:rPr>
           <w:color w:val="000000"/>
         </w:rPr>
-        <w:t>Duas semanas depois, ele ia estrear um show novo em Recife. O nome era DNA Netinho. Três noites seguidas. E os ingressos já estavam esgotados.</w:t>
+        <w:t>O erro que ele assumiu em rede nacional tinha virado uma missão. Ele contou também que a Justiça tinha autorizado que ele seguisse escrevendo o livro sobre o caso.</w:t>
+      </w:r>
+    </w:p>
+    <w:p>
+      <w:r>
+        <w:rPr>
+          <w:color w:val="C00000"/>
+        </w:rPr>
+        <w:t>Mas nem tudo nos anos seguintes ia ser sobre saúde. Uma nova tempestade ia envolver justamente a música que fez dele um rei.</w:t>
       </w:r>
     </w:p>
     <w:p>
@@ -271,7 +327,7 @@
         <w:rPr>
           <w:color w:val="000000"/>
         </w:rPr>
-        <w:t>O rei do axé estava de volta.</w:t>
+        <w:t>Primeiro de maio de dois mil e vinte e um. Avenida Paulista, em São Paulo. Num ato político, o Netinho cantou Milla. Uma deputada filmou e publicou o vídeo.</w:t>
       </w:r>
     </w:p>
     <w:p>
@@ -279,7 +335,7 @@
         <w:rPr>
           <w:color w:val="000000"/>
         </w:rPr>
-        <w:t>Pelo menos, era o que todo mundo achava.</w:t>
+        <w:t>Lembra de quem escreveu Milla? Manno Góes. O compositor disse publicamente que não autorizava o uso da música naquele ato. O caso foi parar na Justiça, em Salvador, e o juiz mandou retirar o vídeo do ar.</w:t>
       </w:r>
     </w:p>
     <w:p>
@@ -287,7 +343,7 @@
         <w:rPr>
           <w:color w:val="000000"/>
         </w:rPr>
-        <w:t>Porque, três meses depois daquela noite no Teatro Castro Alves, veio a mensagem de novembro. A tontura que tinha aumentado de novo. O sangramento pelo nariz. Os dois meses sem sair de casa.</w:t>
+        <w:t>No ano seguinte, o Netinho disputou uma vaga de deputado federal pela Bahia. Teve trinta e um mil, quatrocentos e quarenta e cinco votos. Não foi eleito.</w:t>
       </w:r>
     </w:p>
     <w:p>
@@ -295,7 +351,7 @@
         <w:rPr>
           <w:color w:val="000000"/>
         </w:rPr>
-        <w:t>A crise de dois mil e treze tinha deixado marcas profundas. Segundo reportagens publicadas depois, o desequilíbrio e as dificuldades de movimento eram sequelas dos AVCs, ligadas às lesões no cerebelo. Aquela mesma parte do cérebro que tinha sangrado em maio de dois mil e treze.</w:t>
+        <w:t>A política dividiu opiniões. Quando Milla tocava, porém, o Brasil inteiro continuava cantando junto.</w:t>
       </w:r>
     </w:p>
     <w:p>
@@ -303,7 +359,7 @@
         <w:rPr>
           <w:color w:val="000000"/>
         </w:rPr>
-        <w:t>O corpo do Netinho tinha sobrevivido. Mas carregava as cicatrizes. Em dois mil e vinte e cinco, segundo a imprensa, ele já tinha passado por três cirurgias no cérebro. E dependia de uma válvula cerebral.</w:t>
+        <w:t>Quatro anos depois, a dor voltou.</w:t>
       </w:r>
     </w:p>
     <w:p>
@@ -311,7 +367,7 @@
         <w:rPr>
           <w:color w:val="000000"/>
         </w:rPr>
-        <w:t>E mesmo assim, ele não desistiu do palco.</w:t>
+        <w:t>Fevereiro de dois mil e vinte e cinco. A agenda do Netinho estava cheia. Ele tinha feito sete shows em janeiro e fevereiro. No fim de semana anterior, tinha cantado em Arcoverde e no Recife, em Pernambuco, e em Maceió, em Alagoas. Para o Carnaval, eram seis apresentações em cinco dias seguidos. A primeira, no dia vinte e oito, em São Luís do Maranhão.</w:t>
       </w:r>
     </w:p>
     <w:p>
@@ -319,7 +375,7 @@
         <w:rPr>
           <w:color w:val="000000"/>
         </w:rPr>
-        <w:t>Fevereiro de dois mil e dezessete. Carnaval de Salvador. Na madrugada de um domingo, Netinho subiu para cantar num camarote. Era o reencontro com o Carnaval da cidade que tinha feito dele um rei.</w:t>
+        <w:t>Poucos dias antes da maratona, ele saiu para buscar as roupas dos shows e cortar o cabelo. No meio do caminho, começou a passar mal. Uma dor forte nas costas. As pernas não obedeciam direito.</w:t>
       </w:r>
     </w:p>
     <w:p>
@@ -327,7 +383,7 @@
         <w:rPr>
           <w:color w:val="000000"/>
         </w:rPr>
-        <w:t>Depois do show, ele escreveu nas redes sociais uma frase curta. "O que foi isso?" E contou que ainda estava em êxtase.</w:t>
+        <w:t>Doze anos antes, tudo tinha começado com uma dor que não deixava ele andar. Agora, às vésperas do Carnaval, o corpo travava de novo.</w:t>
       </w:r>
     </w:p>
     <w:p>
@@ -335,7 +391,7 @@
         <w:rPr>
           <w:color w:val="000000"/>
         </w:rPr>
-        <w:t>Guarde esse sentimento. Porque, nove anos depois, já lutando pela vida, ele ia sonhar com um show ainda maior. Um show batizado com o ano em que ele nasceu. Nós vamos chegar lá.</w:t>
+        <w:t>Ele ligou para o médico. O hepatologista Raimundo Paraná recomendou a internação, por causa de todo o histórico dele.</w:t>
       </w:r>
     </w:p>
     <w:p>
@@ -343,7 +399,15 @@
         <w:rPr>
           <w:color w:val="000000"/>
         </w:rPr>
-        <w:t>Os anos seguintes trouxeram outras turbulências. E nem todas eram de saúde.</w:t>
+        <w:t>No fim de fevereiro, o Netinho entrou na UTI do Hospital Aliança Star, em Salvador.</w:t>
+      </w:r>
+    </w:p>
+    <w:p>
+      <w:r>
+        <w:rPr>
+          <w:color w:val="C00000"/>
+        </w:rPr>
+        <w:t>Lembra do nome que eu pedi para você guardar? Aliança. Doze anos depois, ele estava de volta.</w:t>
       </w:r>
     </w:p>
     <w:p>
@@ -351,7 +415,7 @@
         <w:rPr>
           <w:color w:val="000000"/>
         </w:rPr>
-        <w:t>Primeiro de maio de dois mil e vinte e um. Avenida Paulista, em São Paulo. Num ato político, Netinho cantou Milla. Uma deputada filmou e publicou o vídeo. E o compositor da música, Manno Góes, disse publicamente que não autorizava o uso da canção naquele ato. O caso foi parar na Justiça, que mandou retirar o vídeo do ar.</w:t>
+        <w:t>Os seis shows do Carnaval foram cancelados. De dentro da UTI, ele fez o que sempre fazia. Tranquilizou todo mundo. "Cancelei, mas os contratantes todos entenderam, minha banda, equipe, todo mundo."</w:t>
       </w:r>
     </w:p>
     <w:p>
@@ -359,7 +423,7 @@
         <w:rPr>
           <w:color w:val="000000"/>
         </w:rPr>
-        <w:t>No ano seguinte, Netinho chegou a disputar uma vaga de deputado federal pela Bahia. Teve mais de trinta e um mil votos, mas não foi eleito.</w:t>
+        <w:t>E tinha uma explicação pronta para aquela dor. "É provável que, o que causou a minha dor seja consequência, ainda, do que eu vivi em dois mil e treze e dois mil e catorze nos hospitais."</w:t>
       </w:r>
     </w:p>
     <w:p>
@@ -367,63 +431,7 @@
         <w:rPr>
           <w:color w:val="000000"/>
         </w:rPr>
-        <w:t>A política dividiu opiniões. Mas tem uma coisa que nenhuma divisão conseguiu apagar. Quando Milla tocava, o Brasil inteiro continuava cantando junto.</w:t>
-      </w:r>
-    </w:p>
-    <w:p>
-      <w:r>
-        <w:rPr>
-          <w:color w:val="000000"/>
-        </w:rPr>
-        <w:t>E é aqui que a história volta para aquele fevereiro de dois mil e vinte e cinco. Lembra? Os dias em que ele achou que era só mais uma sequela.</w:t>
-      </w:r>
-    </w:p>
-    <w:p>
-      <w:r>
-        <w:rPr>
-          <w:color w:val="000000"/>
-        </w:rPr>
-        <w:t>Fevereiro de dois mil e vinte e cinco. A agenda do Netinho estava cheia. Ele tinha feito sete shows em janeiro e fevereiro. No fim de semana anterior, tinha cantado em Pernambuco e em Alagoas. E tinha seis apresentações marcadas para o Carnaval, em cinco dias seguidos.</w:t>
-      </w:r>
-    </w:p>
-    <w:p>
-      <w:r>
-        <w:rPr>
-          <w:color w:val="000000"/>
-        </w:rPr>
-        <w:t>Poucos dias antes do Carnaval, ele estava cuidando das roupas dos shows e cortando o cabelo quando começou a passar mal. Uma dor forte nas costas. Dificuldade para andar.</w:t>
-      </w:r>
-    </w:p>
-    <w:p>
-      <w:r>
-        <w:rPr>
-          <w:color w:val="000000"/>
-        </w:rPr>
-        <w:t>Pensa nisso. Doze anos antes, tudo tinha começado com uma dor na perna que não deixava ele andar. E agora, às vésperas do Carnaval, de novo, o corpo travava.</w:t>
-      </w:r>
-    </w:p>
-    <w:p>
-      <w:r>
-        <w:rPr>
-          <w:color w:val="000000"/>
-        </w:rPr>
-        <w:t>Ele foi internado na UTI do Hospital Aliança Star, em Salvador. Guarde esse nome mais uma vez. Aliança Star.</w:t>
-      </w:r>
-    </w:p>
-    <w:p>
-      <w:r>
-        <w:rPr>
-          <w:color w:val="000000"/>
-        </w:rPr>
-        <w:t>Todos os shows do Carnaval foram cancelados. E, de dentro do hospital, o Netinho fez o que sempre fazia. Tranquilizou os fãs.</w:t>
-      </w:r>
-    </w:p>
-    <w:p>
-      <w:r>
-        <w:rPr>
-          <w:color w:val="000000"/>
-        </w:rPr>
-        <w:t>"Hospital é um ambiente que eu já estou acostumado a conviver, está tudo certo."</w:t>
+        <w:t>Para ele, era o passado cobrando a conta. Ele lembrou dos seis meses de dois mil e treze e dos seis meses de dois mil e catorze. E completou. "Então, hospital é um ambiente que eu já estou acostumado a conviver, está tudo certo."</w:t>
       </w:r>
     </w:p>
     <w:p>
@@ -439,7 +447,7 @@
         <w:rPr>
           <w:color w:val="000000"/>
         </w:rPr>
-        <w:t>E ele tinha uma explicação para aquela dor. "É provável que, o que causou a minha dor seja consequência, ainda, do que eu vivi em dois mil e treze e dois mil e catorze nos hospitais."</w:t>
+        <w:t>Na primeira semana, ele contou que estava caminhando todo dia e fazendo fisioterapia. "Estou sem dor alguma há seis dias, pouca dificuldade de movimento." Os médicos continuaram pedindo exames. "Muitos resultados já saíram e um vai puxando o outro", contou. E soltou uma frase que deixou todo mundo em alerta. "Já começa a aparecer possibilidade de diagnóstico."</w:t>
       </w:r>
     </w:p>
     <w:p>
@@ -447,7 +455,7 @@
         <w:rPr>
           <w:color w:val="000000"/>
         </w:rPr>
-        <w:t>Ele acreditava que era o passado cobrando a conta. Mais uma sequela daquela crise antiga.</w:t>
+        <w:t>Cinco de março. Ele saiu da UTI e foi para a semi-intensiva.</w:t>
       </w:r>
     </w:p>
     <w:p>
@@ -455,7 +463,7 @@
         <w:rPr>
           <w:color w:val="000000"/>
         </w:rPr>
-        <w:t>Os médicos pediram exames. Muitos exames. Um resultado puxava o outro.</w:t>
+        <w:t>A rotina dentro do hospital virou banho de sol, caminhada e duas sessões de fisioterapia por dia. E ele mandava aos fãs mensagens cheias de energia. "Tudo seguindo muito bem. Positividade, saúde, autoestima elevada, amor próprio em alta, vamos que vamos."</w:t>
       </w:r>
     </w:p>
     <w:p>
@@ -463,7 +471,7 @@
         <w:rPr>
           <w:color w:val="000000"/>
         </w:rPr>
-        <w:t>Dias depois, o Netinho publicou uma frase que deixou os fãs apreensivos. "Já concluí a primeira bateria de exames e já tenho um diagnóstico."</w:t>
+        <w:t>Havia um detalhe que ele contou quase de passagem. O tratamento tinha começado num sábado, primeiro de março. E ele avisou como ia ser. "Será sigiloso."</w:t>
       </w:r>
     </w:p>
     <w:p>
@@ -471,7 +479,15 @@
         <w:rPr>
           <w:color w:val="000000"/>
         </w:rPr>
-        <w:t>Só que ele não disse qual era.</w:t>
+        <w:t>Tratamento de quê, ninguém sabia.</w:t>
+      </w:r>
+    </w:p>
+    <w:p>
+      <w:r>
+        <w:rPr>
+          <w:color w:val="C00000"/>
+        </w:rPr>
+        <w:t>Só que os exames estavam mostrando uma coisa que nenhuma sequela de dois mil e treze explicava.</w:t>
       </w:r>
     </w:p>
     <w:p>
@@ -479,15 +495,63 @@
         <w:rPr>
           <w:color w:val="000000"/>
         </w:rPr>
-        <w:t>Por um tempo, ele guardou o segredo. Depois, explicou o motivo. "Como não sou médico, preferi manter tudo em sigilo até agora para evitar achismos."</w:t>
+        <w:t>Dias depois, ele publicou uma frase que deixou os fãs apreensivos. "Já concluí a primeira bateria de exames e já tenho um diagnóstico."</w:t>
       </w:r>
     </w:p>
     <w:p>
       <w:r>
         <w:rPr>
-          <w:color w:val="C00000"/>
+          <w:color w:val="000000"/>
         </w:rPr>
-        <w:t>Vinte e um de março de dois mil e vinte e cinco, uma sexta-feira, ele recebeu alta. E, naquele fim de semana, um comunicado publicado no site oficial dele revelou o que os exames tinham encontrado. Não era uma sequela de dois mil e treze. Era uma coisa nova. E a palavra que estava naquele comunicado ia mudar para sempre os últimos meses da vida do rei do axé.</w:t>
+        <w:t>Ele não disse qual era.</w:t>
+      </w:r>
+    </w:p>
+    <w:p>
+      <w:r>
+        <w:rPr>
+          <w:color w:val="000000"/>
+        </w:rPr>
+        <w:t>Durante dias, guardou o segredo. Explicou o motivo depois. "Como não sou médico, preferi manter tudo em sigilo até agora para evitar achismos." Disse que tinha mantido longe das redes sociais os curiosos, os fofoqueiros e os futriqueiros.</w:t>
+      </w:r>
+    </w:p>
+    <w:p>
+      <w:r>
+        <w:rPr>
+          <w:color w:val="000000"/>
+        </w:rPr>
+        <w:t>Sexta-feira, vinte e um de março de dois mil e vinte e cinco. Depois de quase vinte e cinco dias internado, Netinho recebeu alta.</w:t>
+      </w:r>
+    </w:p>
+    <w:p>
+      <w:r>
+        <w:rPr>
+          <w:color w:val="1F4EB4"/>
+        </w:rPr>
+        <w:t>Dois dias depois, no domingo, vinte e três de março, um comunicado publicado no site oficial dele revelou o que os exames tinham encontrado. "Netinho foi diagnosticado com um câncer do sistema linfático, denominado linfoma."</w:t>
+      </w:r>
+    </w:p>
+    <w:p>
+      <w:r>
+        <w:rPr>
+          <w:color w:val="1F4EB4"/>
+        </w:rPr>
+        <w:t>Linfoma. Um câncer que ataca o sistema de defesa do corpo. A dor nas costas que ele achava que era o passado cobrando a conta era um câncer.</w:t>
+      </w:r>
+    </w:p>
+    <w:p>
+      <w:r>
+        <w:rPr>
+          <w:color w:val="000000"/>
+        </w:rPr>
+        <w:t>Doze anos depois de sobreviver a três AVCs, de reaprender a falar e de voltar ao palco chorando com os fãs, a luta ia começar de novo.</w:t>
+      </w:r>
+    </w:p>
+    <w:p>
+      <w:r>
+        <w:rPr>
+          <w:color w:val="1F4EB4"/>
+        </w:rPr>
+        <w:t>A parte mais dolorosa ainda estava por vir. Um ano depois, ele ia entrar num hospital por causa de um problema que parecia simples, nos rins. E o que um exame mostrou naquele dia ia mudar para sempre os últimos meses da vida dele.</w:t>
       </w:r>
     </w:p>
     <w:sectPr>
